--- a/example_articles/countries/United States/4.countries_United States_Other_publisher.docx
+++ b/example_articles/countries/United States/4.countries_United States_Other_publisher.docx
@@ -29,17 +29,17 @@
     </w:p>
     <w:p>
       <w:r>
-        <w:t>Source File: Other publishers/Files (500) (21).DOCX</w:t>
+        <w:t>Source file: Other publishers/Files (500) (21).DOCX</w:t>
       </w:r>
     </w:p>
     <w:p>
       <w:r>
-        <w:t>Raw locations result: ['New York']</w:t>
+        <w:t>Raw locations result, 'locations': ['New York']</w:t>
       </w:r>
     </w:p>
     <w:p>
       <w:r>
-        <w:t>countries_stand_flat (Standardized): United States</w:t>
+        <w:t>Standardized locations result, 'countries_stand_flat': United States</w:t>
       </w:r>
     </w:p>
     <w:p>

--- a/example_articles/countries/United States/4.countries_United States_Other_publisher.docx
+++ b/example_articles/countries/United States/4.countries_United States_Other_publisher.docx
@@ -7,9 +7,7 @@
         <w:pStyle w:val="Heading1"/>
       </w:pPr>
       <w:r>
-        <w:t>Soviets' fireworks begin;</w:t>
-        <w:br/>
-        <w:t>Behind the turmoil, a trio of rivals</w:t>
+        <w:t>Many welcome Gotti acquittal</w:t>
       </w:r>
     </w:p>
     <w:p>
@@ -19,17 +17,17 @@
     </w:p>
     <w:p>
       <w:r>
-        <w:t>Date: 1990-07-02</w:t>
+        <w:t>Date: 1990-02-12</w:t>
       </w:r>
     </w:p>
     <w:p>
       <w:r>
-        <w:t>Section: NEWS; Pg. 4A</w:t>
+        <w:t>Section: NEWS; Pg. 3A</w:t>
       </w:r>
     </w:p>
     <w:p>
       <w:r>
-        <w:t>Source file: Other publishers/Files (500) (21).DOCX</w:t>
+        <w:t>Source file: Other publishers/Files (500) (19).DOCX</w:t>
       </w:r>
     </w:p>
     <w:p>
@@ -51,37 +49,33 @@
     </w:p>
     <w:p>
       <w:r>
-        <w:t>The Soviet power brokers who square off at today's Communist Party Congress - Gorbachev, Ligachev and Yeltsin - form the nucleus of the country's slide into political chaos.</w:t>
+        <w:t>John Gotti's admirers are many in this city of celebrity and hype.</w:t>
         <w:br/>
-        <w:t>The most surprising of the three is the man admirers call ''the Thunder'' or ''the Shaker'' - Russian republic President Boris Yeltsin.</w:t>
+        <w:t>Barely was he acquitted of assault and conspiracy charges before fans declared a holiday this weekend. Gotti's neighbors in Queens strung banners and balloons and shot off fireworks in Little Italy.</w:t>
         <w:br/>
-        <w:t>Populist Yeltsin - once considered politically dead - now stands at the center of the party dogfight as a founder of Democratic Platform, the faction pushing for democratic socialism.</w:t>
+        <w:t>The tabloids, too, commemorated Gotti's third criminal acquittal since he reputedly became head of the powerful Gambino crime family in 1986.</w:t>
         <w:br/>
-        <w:t>The silver-haired Yeltsin, who was a Gorbachev confidant, was bounced from high posts on the Politburo and as Moscow party boss in 1987 after criticizing the Soviet leader. Now, he's back in the limelight - and stronger - after capturing the presidency of the Russian republic.</w:t>
+        <w:t>''Untouchable!'' said New York Newsday. ''DANCING DON,'' yelled the New York Post, and ''NO SWEAT!'' said the New York Daily News.</w:t>
         <w:br/>
-        <w:t>Next is Yegor Ligachev, the conservative Politburo member whose backers rattled Gorbachev at the same Russian congress that elected Yeltsin. Ligachev, Gorbachev's most visible rival on the Politburo - the top policy body - worries that changes pushed by Gorbachev and Yeltsin may bring an end to communism.</w:t>
+        <w:t>And media-barraged New Yorkers argue, analyze and puzzle over the sudden glee. ''People just like a winner,'' says shoemaker George Milton, 54. ''It doesn't matter what he does on his way up.''</w:t>
         <w:br/>
-        <w:t>Formerly in charge of personnel and ideology, Ligachev now handles agriculture, a tough task in a country of food shortages. But he remains politically powerful.</w:t>
+        <w:t>Some were disturbed by the government's ineptitude. ''The people I know wouldn't call themselves fans of Gotti,'' says bartender and psychology graduate student Debbie Lawrence, 34. ''They deplore the waste of taxpayer's money.''</w:t>
         <w:br/>
-        <w:t>''It would be wrong to bury communism now,'' Ligachev said recently. ''If we bury communism now, we'll have to go ahead and bury the whole working class.''</w:t>
+        <w:t>Prosecutor Michael Cherkasky says defense lawyers won the case because they understood the jury better. ''As far as the trial of emotion and sympathy, we lost that case,'' says Cherkasky. ''Evidence and reason, we won - but it was not enough.''</w:t>
         <w:br/>
-        <w:t>Finally, there is Gorbachev himself. The Soviet president and Communist Party secretary has presided over some recent victories, the most important being Lithuania's weekend agreement to hold off for 100 days its independence plans.</w:t>
+        <w:t>Some New Yorkers, like refrigeration repairman Larry Burkan, 36, say people are nostalgic for an era when crime was organized. ''People wish there was a godfather in control,'' he says. ''That would be better than what you see in the streets, like wilding. If people can't find heroes, they'll take anti-heroes.''</w:t>
         <w:br/>
-        <w:t>But while negotiations on Lithuania begin, Gorbachev - the man in the moderate middle - continues to lead a party that's losing popularity.</w:t>
+        <w:t>Carl McCaskill, a public relations specialist, says Gotti's appeal may be a matter of ''truth in packaging. While everyone else is … taking polls, hiring media consultants, he acts like a leader.''</w:t>
         <w:br/>
-        <w:t>Already, the 18 million-member party is showing signs of fraying as membership tapers off. So far this year, 130,000 disgruntled communists have quit, the same number that left the party in all of 1989 - and defections outnumber new members 4-to-1.</w:t>
+        <w:t>Some, citing the silk suits and lush life, compare Gotti with billionaire Donald Trump. Others contrast Gotti's rapport with the working class from which he sprang to convicted hotelier Leona Helmsley's disdain for what she called ''the little people.''</w:t>
         <w:br/>
-        <w:t>Meanwhile, ordinary citizens are becoming more and more disgruntled by the work of the congress.</w:t>
+        <w:t>For IBM worker Barbara Jacoby, 39, it comes down to: ''They can't touch him. I like that. I think he's sexy.''</w:t>
         <w:br/>
-        <w:t>''It's not a big deal,'' said Yuri Kozlov, 29. ''We've gotten used to congress after congress.  Nothing ever changes for the better.''</w:t>
+        <w:t>But some say Gotti's popularity is even more basic.</w:t>
         <w:br/>
-        <w:t>Claudia Lebeideva, 48, a physician and the secretary of her local Moscow party unit, said the Communist Party can't ''change anything in our lives. While the power is in the hands of party bureaucrats nothing in our lives will change.''</w:t>
+        <w:t>''He appeals to the evil side of people,'' says Larry Amoruso, 30, who runs a restaurant on a street where people have been known to stop to kiss Gotti's ring.</w:t>
         <w:br/>
-        <w:t>But she continues to pin her hopes for change on Gorbachev. ''He gave us freedom,'' she said.</w:t>
-        <w:br/>
-        <w:t>As for the party, Lebeideva expects it to ''die, sooner or later.''</w:t>
-        <w:br/>
-        <w:t>Ironically, if the conservatives - who want dearly to save the old party - take control, the Soviet Communist Party could lose even more members. That could mean a broad loss of authority and influence.</w:t>
+        <w:t>''People wish they could do what he does,'' Amoruso says, ''but are too scared to do it.''</w:t>
         <w:br/>
         <w:br/>
         <w:t>Graphic</w:t>
@@ -89,11 +83,11 @@
         <w:br/>
         <w:t xml:space="preserve"> </w:t>
         <w:br/>
-        <w:t>PHOTO; b/w, Liu Heung Shing, AP (USSR, Daily Life, Soviet citizens); PHOTO; b/w, Reuters (Boris Yeltsin)</w:t>
+        <w:t>PHOTO; b/w, AP (John Gotti, Anthony Guerrieri)</w:t>
         <w:br/>
         <w:t xml:space="preserve"> </w:t>
         <w:br/>
-        <w:t>CUTLINE: GREAT DEBATE IN MOSCOW: Soviet citizens engage in debate Sunday over the 28th Communist Party Congress, which will consider new rules on the party's structure and operations. CUTLINE: YELTSIN: He's 'the Thunder' of the Russian republic</w:t>
+        <w:t>CUTLINE: WHAT, ME WORRY?: Reputed mob boss John Gotti, left, and co-defendant Anthony Guerrieri appear relaxed as they await the verdict in their trial last week.</w:t>
       </w:r>
     </w:p>
     <w:sectPr>

--- a/example_articles/countries/United States/4.countries_United States_Other_publisher.docx
+++ b/example_articles/countries/United States/4.countries_United States_Other_publisher.docx
@@ -7,7 +7,7 @@
         <w:pStyle w:val="Heading1"/>
       </w:pPr>
       <w:r>
-        <w:t>Many welcome Gotti acquittal</w:t>
+        <w:t>Figure skating; FIVE MYTHS</w:t>
       </w:r>
     </w:p>
     <w:p>
@@ -17,22 +17,22 @@
     </w:p>
     <w:p>
       <w:r>
-        <w:t>Date: 1990-02-12</w:t>
+        <w:t>Date: 2018-02-18</w:t>
       </w:r>
     </w:p>
     <w:p>
       <w:r>
-        <w:t>Section: NEWS; Pg. 3A</w:t>
+        <w:t>Section: ; Pg. wapo23</w:t>
       </w:r>
     </w:p>
     <w:p>
       <w:r>
-        <w:t>Source file: Other publishers/Files (500) (19).DOCX</w:t>
+        <w:t>Source file: Other publishers/Files (500) (6).DOCX</w:t>
       </w:r>
     </w:p>
     <w:p>
       <w:r>
-        <w:t>Raw locations result, 'locations': ['New York']</w:t>
+        <w:t>Raw locations result, 'locations': ['Massachusetts']</w:t>
       </w:r>
     </w:p>
     <w:p>
@@ -49,45 +49,57 @@
     </w:p>
     <w:p>
       <w:r>
-        <w:t>John Gotti's admirers are many in this city of celebrity and hype.</w:t>
+        <w:t>Mirai Nagasu performs Monday at the Winter Games in South Korea. She became the first U.S. woman to land a triple axel at the Olympics.</w:t>
         <w:br/>
-        <w:t>Barely was he acquitted of assault and conspiracy charges before fans declared a holiday this weekend. Gotti's neighbors in Queens strung banners and balloons and shot off fireworks in Little Italy.</w:t>
+        <w:t>Another Olympics is here, and it's time for that American ritual: becoming an armchair expert in sports you haven't watched in four years. Here are five persistent myths about one of the most popular events at the Winter Games: figure skating.</w:t>
         <w:br/>
-        <w:t>The tabloids, too, commemorated Gotti's third criminal acquittal since he reputedly became head of the powerful Gambino crime family in 1986.</w:t>
+        <w:t>MYTH NO. 1</w:t>
         <w:br/>
-        <w:t>''Untouchable!'' said New York Newsday. ''DANCING DON,'' yelled the New York Post, and ''NO SWEAT!'' said the New York Daily News.</w:t>
+        <w:t>It's not a real sport.</w:t>
         <w:br/>
-        <w:t>And media-barraged New Yorkers argue, analyze and puzzle over the sudden glee. ''People just like a winner,'' says shoemaker George Milton, 54. ''It doesn't matter what he does on his way up.''</w:t>
+        <w:t>"Anything solely dependent on judging is not a sport," Michael Wilbon wrote for The Washington Post in 1998.</w:t>
         <w:br/>
-        <w:t>Some were disturbed by the government's ineptitude. ''The people I know wouldn't call themselves fans of Gotti,'' says bartender and psychology graduate student Debbie Lawrence, 34. ''They deplore the waste of taxpayer's money.''</w:t>
+        <w:t>Actually, the number of Winter Olympic events scored by judges has been growing - from four in 1988 to 19 this year. The problem for figure skating is that costumes and choreography often mask the sport's extraordinary athletic demands. Research shows that the hearts of elite skaters beat at rates comparable to those of elite 800-meter runners. Skaters wear boots attached to what are essentially knives and barrel into their jumps at 15 mph. Digging one toe into the ice, they catapult themselves into the air, completing up to four revolutions (1,440 degrees) in less than a second and landing backward. Skaters also land on the slippery edge of a blade that's an eighth of an inch wide. Coordination has to be perfect, down to the millisecond. And the ice offers an unforgiving surface, with virtually no shock absorption.</w:t>
         <w:br/>
-        <w:t>Prosecutor Michael Cherkasky says defense lawyers won the case because they understood the jury better. ''As far as the trial of emotion and sympathy, we lost that case,'' says Cherkasky. ''Evidence and reason, we won - but it was not enough.''</w:t>
+        <w:t>The triple and quadruple jumps required to win an Olympic medal are so difficult that many top junior skaters never master them. Yet Olympic skaters pack their free programs with seven to eight huge jumps, plus spins and footwork - not to mention crisscrossing the 200-foot length of the ice at top speed.</w:t>
         <w:br/>
-        <w:t>Some New Yorkers, like refrigeration repairman Larry Burkan, 36, say people are nostalgic for an era when crime was organized. ''People wish there was a godfather in control,'' he says. ''That would be better than what you see in the streets, like wilding. If people can't find heroes, they'll take anti-heroes.''</w:t>
+        <w:t>Unlike other Olympic athletes, skaters are taught from a young age not to gasp for breath at the end of a routine. But look closely, and you'll see their lungs heaving as they take their bows.</w:t>
         <w:br/>
-        <w:t>Carl McCaskill, a public relations specialist, says Gotti's appeal may be a matter of ''truth in packaging. While everyone else is … taking polls, hiring media consultants, he acts like a leader.''</w:t>
+        <w:t>MYTH NO. 2</w:t>
         <w:br/>
-        <w:t>Some, citing the silk suits and lush life, compare Gotti with billionaire Donald Trump. Others contrast Gotti's rapport with the working class from which he sprang to convicted hotelier Leona Helmsley's disdain for what she called ''the little people.''</w:t>
+        <w:t>The judging is arbitrary.</w:t>
         <w:br/>
-        <w:t>For IBM worker Barbara Jacoby, 39, it comes down to: ''They can't touch him. I like that. I think he's sexy.''</w:t>
+        <w:t>Under figure skating's old 6.0 system, judges were given tremendous latitude in awarding their marks. At the 2002 Games in Salt Lake City, a French judge confessed to voting under pressure for the Russian pair, who won the gold medal over their Canadian rivals by a vote of 5 to 4. Eventually, the French judge's marks were thrown out, the event was declared a tie, and the Canadians were awarded gold medals of their own.</w:t>
         <w:br/>
-        <w:t>But some say Gotti's popularity is even more basic.</w:t>
+        <w:t>After that, the International Skating Union moved to a new "Code of Points" system, which produces not 6.0's but scores like 212.23. Roughly half of each skater's points are still awarded for artistic skills (now called "components"). But when it comes to technical merit, the code attempts to treat a skating routine the way Olympic judges treat a dive: by multiplying its difficulty by its degree of execution. The absolute value of a triple Salchow doesn't change from skater to skater, and there are clear guidelines about how to score the execution of that jump.</w:t>
         <w:br/>
-        <w:t>''He appeals to the evil side of people,'' says Larry Amoruso, 30, who runs a restaurant on a street where people have been known to stop to kiss Gotti's ring.</w:t>
+        <w:t>It's true that the subjective portion of the score can still be the place where national bias comes out. Dartmouth economist Eric Zitzewitz analyzed 15 years' worth of competition data and found that judges consistently overmark skaters from their own countries.</w:t>
         <w:br/>
-        <w:t>''People wish they could do what he does,'' Amoruso says, ''but are too scared to do it.''</w:t>
+        <w:t>But PyeongChang offers a ray of hope: Because of a recent rule change, this is the first Olympics in 16 years where figure skating judges are not anonymous. Skaters are hoping that holding each country's judge publicly accountable will make judges think twice about over- or undermarking a skater.</w:t>
         <w:br/>
+        <w:t>MYTH NO. 3</w:t>
         <w:br/>
-        <w:t>Graphic</w:t>
+        <w:t>If you fall during your routine, you're toast.</w:t>
         <w:br/>
+        <w:t>The Code of Points system changed the scoring dynamics around falling. It grants partial credit for imperfect jumps - sometimes, quite a few points. So if Skater A falls once but lands everything else cleanly, she can conceivably outscore Skater B, who has three bad landings but stays on her feet. Another scenario in which Skater A can win, even with a fall: If she enters the free skate with a large lead over Skater B from the short program.</w:t>
         <w:br/>
-        <w:t xml:space="preserve"> </w:t>
+        <w:t>MYTH NO. 4</w:t>
         <w:br/>
-        <w:t>PHOTO; b/w, AP (John Gotti, Anthony Guerrieri)</w:t>
+        <w:t>If a guy's a skater, he must be gay.</w:t>
         <w:br/>
-        <w:t xml:space="preserve"> </w:t>
+        <w:t>While there have been famous male champions who are gay - including Brian Boitano and Johnny Weir - there are many straight males in elite figure skating. In fact, in many nations, this presumption about gay skaters doesn't exist. The 2006 Olympic champion Evgeni Plushenko became a heterosexual sex symbol in Russia in the 2000s.</w:t>
         <w:br/>
-        <w:t>CUTLINE: WHAT, ME WORRY?: Reputed mob boss John Gotti, left, and co-defendant Anthony Guerrieri appear relaxed as they await the verdict in their trial last week.</w:t>
+        <w:t>The bottom line: Skating, like all sports, includes athletes of different sexual orientations.</w:t>
+        <w:br/>
+        <w:t>MYTH NO. 5</w:t>
+        <w:br/>
+        <w:t>Harding was a working-class kid. Kerrigan was rich.</w:t>
+        <w:br/>
+        <w:t>In 1994, most Americans knew that Tonya Harding had entered a country club sport from a working-class background. Nancy Kerrigan, on the other hand, was associated with her Vera Wang skating costumes and her Disney endorsements.</w:t>
+        <w:br/>
+        <w:t>But Kerrigan had a working-class upbringing, too - albeit one very different from Harding's. She grew up in suburban Boston, the third child of a welder and a homemaker. At times, her father held down three jobs to pay for her skating. Kerrigan's mother was legally blind, so her father drove her to the rink every morning at dawn; he also drove the Zamboni to help offset the costs of her training.</w:t>
+        <w:br/>
+        <w:t>Goodwin, the author of "The Second Mark: Courage, Corruption, and the Battle for Olympic Gold," has reported on figure skating for ABC, NBC, ESPN and NPR. This was written for The Washington Post.</w:t>
       </w:r>
     </w:p>
     <w:sectPr>
